--- a/Document/6. Project Documentation/PROJECT REPORT.docx
+++ b/Document/6. Project Documentation/PROJECT REPORT.docx
@@ -1089,10 +1089,9 @@
         <w:tblLook w:val="04A0"/>
       </w:tblPr>
       <w:tblGrid>
-        <w:gridCol w:w="4081"/>
-        <w:gridCol w:w="5"/>
-        <w:gridCol w:w="4174"/>
-        <w:gridCol w:w="2548"/>
+        <w:gridCol w:w="4800"/>
+        <w:gridCol w:w="6006"/>
+        <w:gridCol w:w="2"/>
       </w:tblGrid>
       <w:tr>
         <w:trPr>
@@ -1103,7 +1102,6 @@
         <w:tc>
           <w:tcPr>
             <w:tcW w:w="0" w:type="auto"/>
-            <w:gridSpan w:val="2"/>
             <w:tcBorders>
               <w:top w:val="single" w:sz="4" w:space="0" w:shadow="0" w:frame="0"/>
               <w:left w:val="single" w:sz="4" w:space="0" w:shadow="0" w:frame="0"/>
@@ -1184,7 +1182,6 @@
         <w:tc>
           <w:tcPr>
             <w:tcW w:w="0" w:type="auto"/>
-            <w:gridSpan w:val="2"/>
             <w:tcBorders>
               <w:top w:val="single" w:sz="4" w:space="0" w:shadow="0" w:frame="0"/>
               <w:left w:val="single" w:sz="4" w:space="0" w:shadow="0" w:frame="0"/>
@@ -1255,7 +1252,6 @@
         <w:tc>
           <w:tcPr>
             <w:tcW w:w="0" w:type="auto"/>
-            <w:gridSpan w:val="2"/>
             <w:tcBorders>
               <w:left w:val="single" w:sz="4" w:space="0" w:shadow="0" w:frame="0"/>
             </w:tcBorders>
@@ -1364,7 +1360,6 @@
         <w:tc>
           <w:tcPr>
             <w:tcW w:w="0" w:type="auto"/>
-            <w:gridSpan w:val="2"/>
             <w:tcBorders>
               <w:top w:val="single" w:sz="4" w:space="0" w:shadow="0" w:frame="0"/>
               <w:left w:val="single" w:sz="4" w:space="0" w:shadow="0" w:frame="0"/>
@@ -1439,7 +1434,6 @@
         <w:tc>
           <w:tcPr>
             <w:tcW w:w="0" w:type="auto"/>
-            <w:gridSpan w:val="2"/>
             <w:tcBorders>
               <w:left w:val="single" w:sz="4" w:space="0" w:shadow="0" w:frame="0"/>
             </w:tcBorders>
@@ -1508,7 +1502,6 @@
         <w:tc>
           <w:tcPr>
             <w:tcW w:w="0" w:type="auto"/>
-            <w:gridSpan w:val="2"/>
             <w:tcBorders>
               <w:left w:val="single" w:sz="4" w:space="0" w:shadow="0" w:frame="0"/>
               <w:bottom w:val="single" w:sz="4" w:space="0" w:shadow="0" w:frame="0"/>
@@ -1844,7 +1837,7 @@
                   <pic:spPr>
                     <a:xfrm>
                       <a:off x="0" y="0"/>
-                      <a:ext cx="1513387" cy="2231668"/>
+                      <a:ext cx="1513388" cy="2231668"/>
                     </a:xfrm>
                     <a:prstGeom prst="rect"/>
                   </pic:spPr>
@@ -5241,13 +5234,77 @@
           <w:lang w:eastAsia="en-IN"/>
         </w:rPr>
         <w:t>Reduces manual documentation effort</w:t>
+      </w:r>
+      <w:r>
+        <w:rPr>
+          <w:rFonts w:ascii="Times New Roman" w:hAnsi="Times New Roman" w:cs="Times New Roman" w:eastAsia="Times New Roman"/>
+          <w:sz w:val="24"/>
+          <w:szCs w:val="24"/>
+          <w:lang w:eastAsia="en-IN"/>
+        </w:rPr>
         <w:br w:type="textWrapping"/>
+      </w:r>
+      <w:r>
+        <w:rPr>
+          <w:rFonts w:ascii="Times New Roman" w:hAnsi="Times New Roman" w:cs="Times New Roman" w:eastAsia="Times New Roman"/>
+          <w:sz w:val="24"/>
+          <w:szCs w:val="24"/>
+          <w:lang w:eastAsia="en-IN"/>
+        </w:rPr>
         <w:t>Improves reporting speed</w:t>
+      </w:r>
+      <w:r>
+        <w:rPr>
+          <w:rFonts w:ascii="Times New Roman" w:hAnsi="Times New Roman" w:cs="Times New Roman" w:eastAsia="Times New Roman"/>
+          <w:sz w:val="24"/>
+          <w:szCs w:val="24"/>
+          <w:lang w:eastAsia="en-IN"/>
+        </w:rPr>
         <w:br w:type="textWrapping"/>
+      </w:r>
+      <w:r>
+        <w:rPr>
+          <w:rFonts w:ascii="Times New Roman" w:hAnsi="Times New Roman" w:cs="Times New Roman" w:eastAsia="Times New Roman"/>
+          <w:sz w:val="24"/>
+          <w:szCs w:val="24"/>
+          <w:lang w:eastAsia="en-IN"/>
+        </w:rPr>
         <w:t>User-friendly interface</w:t>
+      </w:r>
+      <w:r>
+        <w:rPr>
+          <w:rFonts w:ascii="Times New Roman" w:hAnsi="Times New Roman" w:cs="Times New Roman" w:eastAsia="Times New Roman"/>
+          <w:sz w:val="24"/>
+          <w:szCs w:val="24"/>
+          <w:lang w:eastAsia="en-IN"/>
+        </w:rPr>
         <w:br w:type="textWrapping"/>
+      </w:r>
+      <w:r>
+        <w:rPr>
+          <w:rFonts w:ascii="Times New Roman" w:hAnsi="Times New Roman" w:cs="Times New Roman" w:eastAsia="Times New Roman"/>
+          <w:sz w:val="24"/>
+          <w:szCs w:val="24"/>
+          <w:lang w:eastAsia="en-IN"/>
+        </w:rPr>
         <w:t>AI-powered automation</w:t>
+      </w:r>
+      <w:r>
+        <w:rPr>
+          <w:rFonts w:ascii="Times New Roman" w:hAnsi="Times New Roman" w:cs="Times New Roman" w:eastAsia="Times New Roman"/>
+          <w:sz w:val="24"/>
+          <w:szCs w:val="24"/>
+          <w:lang w:eastAsia="en-IN"/>
+        </w:rPr>
         <w:br w:type="textWrapping"/>
+      </w:r>
+      <w:r>
+        <w:rPr>
+          <w:rFonts w:ascii="Times New Roman" w:hAnsi="Times New Roman" w:cs="Times New Roman" w:eastAsia="Times New Roman"/>
+          <w:sz w:val="24"/>
+          <w:szCs w:val="24"/>
+          <w:lang w:eastAsia="en-IN"/>
+        </w:rPr>
         <w:t>Secure API handling</w:t>
       </w:r>
     </w:p>
@@ -5295,9 +5352,41 @@
           <w:lang w:eastAsia="en-IN"/>
         </w:rPr>
         <w:t>Depends on image quality</w:t>
+      </w:r>
+      <w:r>
+        <w:rPr>
+          <w:rFonts w:ascii="Times New Roman" w:hAnsi="Times New Roman" w:cs="Times New Roman" w:eastAsia="Times New Roman"/>
+          <w:sz w:val="24"/>
+          <w:szCs w:val="24"/>
+          <w:lang w:eastAsia="en-IN"/>
+        </w:rPr>
         <w:br w:type="textWrapping"/>
+      </w:r>
+      <w:r>
+        <w:rPr>
+          <w:rFonts w:ascii="Times New Roman" w:hAnsi="Times New Roman" w:cs="Times New Roman" w:eastAsia="Times New Roman"/>
+          <w:sz w:val="24"/>
+          <w:szCs w:val="24"/>
+          <w:lang w:eastAsia="en-IN"/>
+        </w:rPr>
         <w:t>Requires internet connection</w:t>
+      </w:r>
+      <w:r>
+        <w:rPr>
+          <w:rFonts w:ascii="Times New Roman" w:hAnsi="Times New Roman" w:cs="Times New Roman" w:eastAsia="Times New Roman"/>
+          <w:sz w:val="24"/>
+          <w:szCs w:val="24"/>
+          <w:lang w:eastAsia="en-IN"/>
+        </w:rPr>
         <w:br w:type="textWrapping"/>
+      </w:r>
+      <w:r>
+        <w:rPr>
+          <w:rFonts w:ascii="Times New Roman" w:hAnsi="Times New Roman" w:cs="Times New Roman" w:eastAsia="Times New Roman"/>
+          <w:sz w:val="24"/>
+          <w:szCs w:val="24"/>
+          <w:lang w:eastAsia="en-IN"/>
+        </w:rPr>
         <w:t>AI estimation is not a replacement for structural calculations</w:t>
       </w:r>
     </w:p>
@@ -5814,7 +5903,23 @@
           <w:lang w:eastAsia="en-IN"/>
         </w:rPr>
         <w:t>This project does not use a predefined dataset.</w:t>
+      </w:r>
+      <w:r>
+        <w:rPr>
+          <w:rFonts w:ascii="Times New Roman" w:hAnsi="Times New Roman" w:cs="Times New Roman" w:eastAsia="Times New Roman"/>
+          <w:sz w:val="24"/>
+          <w:szCs w:val="24"/>
+          <w:lang w:eastAsia="en-IN"/>
+        </w:rPr>
         <w:br w:type="textWrapping"/>
+      </w:r>
+      <w:r>
+        <w:rPr>
+          <w:rFonts w:ascii="Times New Roman" w:hAnsi="Times New Roman" w:cs="Times New Roman" w:eastAsia="Times New Roman"/>
+          <w:sz w:val="24"/>
+          <w:szCs w:val="24"/>
+          <w:lang w:eastAsia="en-IN"/>
+        </w:rPr>
         <w:t>Images are provided dynamically by users.</w:t>
       </w:r>
     </w:p>
@@ -5921,9 +6026,10 @@
       <w:r>
         <w:rPr>
           <w:rFonts w:ascii="Times New Roman" w:hAnsi="Times New Roman" w:cs="Times New Roman" w:eastAsia="Times New Roman"/>
-          <w:sz w:val="22"/>
-          <w:szCs w:val="22"/>
-          <w:lang w:eastAsia="en-IN"/>
+          <w:sz w:val="24"/>
+          <w:szCs w:val="24"/>
+          <w:rtl w:val="0"/>
+          <w:lang w:val="en-IN" w:bidi="en-IN" w:eastAsia="en-IN"/>
         </w:rPr>
         <w:t xml:space="preserve"> </w:t>
       </w:r>
@@ -5936,7 +6042,7 @@
             <w:szCs w:val="22"/>
             <w:lang w:eastAsia="en-IN"/>
           </w:rPr>
-          <w:t>https://drive.google.com/file/d/1oKEngXTiZw_PSYIpzpLHHCC-lbnEsb4U/view?usp=drivesdk</w:t>
+          <w:t>https://drive.google.com/file/d/1_ZDieXzvpDKbIy0CYn06iY64R0Lmj5C_/view?usp=sharing</w:t>
         </w:r>
       </w:hyperlink>
     </w:p>
